--- a/9_Паршиков.docx
+++ b/9_Паршиков.docx
@@ -225,6 +225,16 @@
               </w:rPr>
               <w:t>Паршиков Тимофей Константинович</w:t>
             </w:r>
+            <w:r>
+              <w:rPr>
+                <w:rFonts w:ascii="Times New Roman" w:hAnsi="Times New Roman" w:cs="Times New Roman"/>
+                <w:sz w:val="28"/>
+                <w:szCs w:val="28"/>
+              </w:rPr>
+              <w:t xml:space="preserve"> ПР-282</w:t>
+            </w:r>
+            <w:bookmarkStart w:id="0" w:name="_GoBack"/>
+            <w:bookmarkEnd w:id="0"/>
           </w:p>
         </w:tc>
       </w:tr>
@@ -451,6 +461,7 @@
           <w:sz w:val="28"/>
           <w:szCs w:val="28"/>
         </w:rPr>
+        <w:lastRenderedPageBreak/>
         <w:t>202</w:t>
       </w:r>
       <w:r>
@@ -478,7 +489,6 @@
           <w:rFonts w:ascii="Times New Roman" w:hAnsi="Times New Roman" w:cs="Times New Roman"/>
           <w:sz w:val="28"/>
         </w:rPr>
-        <w:lastRenderedPageBreak/>
         <w:t>Цель: Разработка технической документации программиста на создан</w:t>
       </w:r>
       <w:r>
@@ -1786,18 +1796,7 @@
           <w:sz w:val="28"/>
           <w:shd w:val="clear" w:color="auto" w:fill="FFFFFF"/>
         </w:rPr>
-        <w:t>- Высокая произ</w:t>
-      </w:r>
-      <w:bookmarkStart w:id="0" w:name="_GoBack"/>
-      <w:bookmarkEnd w:id="0"/>
-      <w:r>
-        <w:rPr>
-          <w:rFonts w:ascii="Times New Roman" w:hAnsi="Times New Roman" w:cs="Times New Roman"/>
-          <w:color w:val="000000"/>
-          <w:sz w:val="28"/>
-          <w:shd w:val="clear" w:color="auto" w:fill="FFFFFF"/>
-        </w:rPr>
-        <w:t>водительность достигается благодаря использованию современных методов кеширования и асинхронной обработки операций.</w:t>
+        <w:t>- Высокая производительность достигается благодаря использованию современных методов кеширования и асинхронной обработки операций.</w:t>
       </w:r>
     </w:p>
     <w:p>
